--- a/ЛР4/text.docx
+++ b/ЛР4/text.docx
@@ -107,7 +107,7 @@
           <w:sz w:val="32"/>
           <w:szCs w:val="32"/>
         </w:rPr>
-        <w:t xml:space="preserve">S* = ceil(V × T / P). Вероятность P = V × T / A^L. Общая энтропия E = L × log2(A). Удельная энтропия e = log2(A). Реальная энтропия Ereal = -Σ pi × log2(pi). Индекс случайности: Ir = 1 - Ereal / log2(A).</w:t>
+        <w:t xml:space="preserve">S* = ceil(V × T / P). Вероятность P = V × T / A^L. Общая энтропия E = L × log2(A). Удельная энтропия e = log2(A). Для выборки из 50 паролей: Ereal = -L × Σ(pi × log2(pi)); Ir = (E - Ereal) / E; Kn = 1 - (Σ(pi²) / A). Если Pфакт ≤ Pзад, пароль соответствует требованию стойкости.</w:t>
       </w:r>
     </w:p>
     <w:p>
